--- a/archaic_language_typology/manuscript_archaic_language_ja.docx
+++ b/archaic_language_typology/manuscript_archaic_language_ja.docx
@@ -452,7 +452,7 @@
           <w:rFonts w:ascii="Times New Roman" w:hAnsi="Times New Roman"/>
           <w:sz w:val="24"/>
         </w:rPr>
-        <w:t>古代型イントログレッション比率は最初の混合時（ネアンデルタール人は約’万年前、デニソワ人は約4–7万年前</w:t>
+        <w:t>古代型イントログレッション比率は最初の混合時（ネアンデルタール人は約5–6万年前、デニソワ人は約4–7万年前</w:t>
       </w:r>
       <w:r>
         <w:rPr>
